--- a/Sun-Shadow-Simulation-Changelog.docx
+++ b/Sun-Shadow-Simulation-Changelog.docx
@@ -104,7 +104,7 @@
         <w:pStyle w:val="Heading1"/>
       </w:pPr>
       <w:r>
-        <w:t xml:space="preserve">v1.8.1 — Shadow Shape Bugfix: Cone &amp; Pyramid</w:t>
+        <w:t xml:space="preserve">v1.8.2 — Header Labels Repositioned to Left Side</w:t>
       </w:r>
     </w:p>
     <w:p>
@@ -127,15 +127,15 @@
         <w:pStyle w:val="Heading2"/>
       </w:pPr>
       <w:r>
-        <w:t xml:space="preserve">Bug Description</w:t>
-      </w:r>
-    </w:p>
-    <w:p>
-      <w:pPr>
-        <w:spacing w:after="200"/>
-      </w:pPr>
-      <w:r>
-        <w:t xml:space="preserve">Pine trees (cone canopy) and standalone pyramids were casting elliptical shadows identical to sphere-topped trees. The root cause was that the shadow code in draw3DTree() ran before the tree-type branch (round vs. pine), so all canopy shadows used the sphere ellipse path regardless of canopy shape. The pyramid was using the generic drawGroundShadow() utility, which draws a trapezoid rather than a shape matching a pyramid’s tapered profile.</w:t>
+        <w:t xml:space="preserve">Change</w:t>
+      </w:r>
+    </w:p>
+    <w:p>
+      <w:pPr>
+        <w:spacing w:after="120"/>
+      </w:pPr>
+      <w:r>
+        <w:t xml:space="preserve">The time label ("12:04 PM — Midday"), shape label ("3D Shapes: ..."), and instruction hint were repositioned from screen-center to the left edge (left: 14px). The right side of the screen is occupied by the hamburger button and the collapsible control panel, so anchoring the header stack to the left prevents overlap and gives each UI region a clear, uncluttered zone.</w:t>
       </w:r>
     </w:p>
     <w:p>
@@ -143,70 +143,7 @@
         <w:pStyle w:val="Heading2"/>
       </w:pPr>
       <w:r>
-        <w:t xml:space="preserve">Cone (Pine Tree) Shadow Fix</w:t>
-      </w:r>
-    </w:p>
-    <w:p>
-      <w:pPr>
-        <w:spacing w:after="120"/>
-      </w:pPr>
-      <w:r>
-        <w:t xml:space="preserve">The canopy shadow block inside draw3DTree() is now branched by type. When type === 'round', the existing ellipse shadow is preserved (correct for a sphere). When type === 'pine' (the else branch), the canopy shadow is now a pointed triangle: two base points at (cx ± canopyR * 0.9, baseY) converge to a single tip point (tipX, tipSY). This correctly represents how a cone’s apex casts a single shadow point while the base edge casts the wide anchor. A penumbra triangle (wider, lower opacity) and a gradient fade that dissolves at the tip are also applied.</w:t>
-      </w:r>
-    </w:p>
-    <w:p>
-      <w:pPr>
-        <w:spacing w:after="200"/>
-      </w:pPr>
-      <w:r>
-        <w:rPr>
-          <w:b/>
-          <w:bCs/>
-        </w:rPr>
-        <w:t xml:space="preserve">Key variables: </w:t>
-      </w:r>
-      <w:r>
-        <w:t xml:space="preserve">tipX = cx + shadowDir * sLen * 1.05  |  tipSY = baseY + sLen * 0.24  |  baseHW = canopyR * 0.9</w:t>
-      </w:r>
-    </w:p>
-    <w:p>
-      <w:pPr>
-        <w:pStyle w:val="Heading2"/>
-      </w:pPr>
-      <w:r>
-        <w:t xml:space="preserve">Pyramid Shadow Fix</w:t>
-      </w:r>
-    </w:p>
-    <w:p>
-      <w:pPr>
-        <w:spacing w:after="200"/>
-      </w:pPr>
-      <w:r>
-        <w:t xml:space="preserve">The drawGroundShadow() call inside drawPyramid() was replaced with an inline triangular shadow. A square-based pyramid’s apex is a single point, so its shadow should taper to a point just like the cone. The new shadow draws a triangle with base width bw * 2 at baseY, narrowing to a single tip at (tipX, tipSY). Penumbra and gradient fade match the same 3-layer system used across the simulation. The depth offset (depthOff) of the pyramid base is preserved in the surrounding geometry but the shadow footprint correctly reflects the pointed profile when projected onto the ground.</w:t>
-      </w:r>
-    </w:p>
-    <w:p>
-      <w:pPr>
-        <w:pStyle w:val="Heading2"/>
-      </w:pPr>
-      <w:r>
-        <w:t xml:space="preserve">Objects Unaffected</w:t>
-      </w:r>
-    </w:p>
-    <w:p>
-      <w:pPr>
-        <w:spacing w:after="200"/>
-      </w:pPr>
-      <w:r>
-        <w:t xml:space="preserve">Buildings (rectangular prisms), benches, person, lamppost — these all use drawGroundShadow() which correctly produces a trapezoidal shadow, matching the footprint of objects with a flat rectangular base. No changes were made to those shadow paths.</w:t>
-      </w:r>
-    </w:p>
-    <w:p>
-      <w:pPr>
-        <w:pStyle w:val="Heading2"/>
-      </w:pPr>
-      <w:r>
-        <w:t xml:space="preserve">Shadow Type Summary</w:t>
+        <w:t xml:space="preserve">CSS Changes</w:t>
       </w:r>
     </w:p>
     <w:tbl>
@@ -222,14 +159,14 @@
         </w:tblBorders>
       </w:tblPr>
       <w:tblGrid>
+        <w:gridCol w:w="2400"/>
         <w:gridCol w:w="3000"/>
-        <w:gridCol w:w="2500"/>
-        <w:gridCol w:w="3860"/>
+        <w:gridCol w:w="3960"/>
       </w:tblGrid>
       <w:tr>
         <w:tc>
           <w:tcPr>
-            <w:tcW w:type="dxa" w:w="3000"/>
+            <w:tcW w:type="dxa" w:w="2400"/>
             <w:tcBorders>
               <w:top w:val="single" w:color="CCCCCC" w:sz="1"/>
               <w:left w:val="single" w:color="CCCCCC" w:sz="1"/>
@@ -256,13 +193,13 @@
                 <w:sz w:val="22"/>
                 <w:szCs w:val="22"/>
               </w:rPr>
-              <w:t xml:space="preserve">Object</w:t>
-            </w:r>
-          </w:p>
-        </w:tc>
-        <w:tc>
-          <w:tcPr>
-            <w:tcW w:type="dxa" w:w="2500"/>
+              <w:t xml:space="preserve">Element</w:t>
+            </w:r>
+          </w:p>
+        </w:tc>
+        <w:tc>
+          <w:tcPr>
+            <w:tcW w:type="dxa" w:w="3000"/>
             <w:tcBorders>
               <w:top w:val="single" w:color="CCCCCC" w:sz="1"/>
               <w:left w:val="single" w:color="CCCCCC" w:sz="1"/>
@@ -289,13 +226,13 @@
                 <w:sz w:val="22"/>
                 <w:szCs w:val="22"/>
               </w:rPr>
-              <w:t xml:space="preserve">Shadow Shape</w:t>
-            </w:r>
-          </w:p>
-        </w:tc>
-        <w:tc>
-          <w:tcPr>
-            <w:tcW w:type="dxa" w:w="3860"/>
+              <w:t xml:space="preserve">Before</w:t>
+            </w:r>
+          </w:p>
+        </w:tc>
+        <w:tc>
+          <w:tcPr>
+            <w:tcW w:type="dxa" w:w="3960"/>
             <w:tcBorders>
               <w:top w:val="single" w:color="CCCCCC" w:sz="1"/>
               <w:left w:val="single" w:color="CCCCCC" w:sz="1"/>
@@ -322,7 +259,7 @@
                 <w:sz w:val="22"/>
                 <w:szCs w:val="22"/>
               </w:rPr>
-              <w:t xml:space="preserve">Reason</w:t>
+              <w:t xml:space="preserve">After</w:t>
             </w:r>
           </w:p>
         </w:tc>
@@ -330,6 +267,38 @@
       <w:tr>
         <w:tc>
           <w:tcPr>
+            <w:tcW w:type="dxa" w:w="2400"/>
+            <w:tcBorders>
+              <w:top w:val="single" w:color="CCCCCC" w:sz="1"/>
+              <w:left w:val="single" w:color="CCCCCC" w:sz="1"/>
+              <w:bottom w:val="single" w:color="CCCCCC" w:sz="1"/>
+              <w:right w:val="single" w:color="CCCCCC" w:sz="1"/>
+            </w:tcBorders>
+            <w:tcMar>
+              <w:top w:type="dxa" w:w="80"/>
+              <w:left w:type="dxa" w:w="120"/>
+              <w:bottom w:type="dxa" w:w="80"/>
+              <w:right w:type="dxa" w:w="120"/>
+            </w:tcMar>
+          </w:tcPr>
+          <w:p>
+            <w:pPr>
+              <w:jc w:val="left"/>
+            </w:pPr>
+            <w:r>
+              <w:rPr>
+                <w:rFonts w:ascii="Arial" w:cs="Arial" w:eastAsia="Arial" w:hAnsi="Arial"/>
+                <w:b/>
+                <w:bCs/>
+                <w:sz w:val="22"/>
+                <w:szCs w:val="22"/>
+              </w:rPr>
+              <w:t xml:space="preserve">#timeLabel</w:t>
+            </w:r>
+          </w:p>
+        </w:tc>
+        <w:tc>
+          <w:tcPr>
             <w:tcW w:type="dxa" w:w="3000"/>
             <w:tcBorders>
               <w:top w:val="single" w:color="CCCCCC" w:sz="1"/>
@@ -356,13 +325,13 @@
                 <w:sz w:val="22"/>
                 <w:szCs w:val="22"/>
               </w:rPr>
-              <w:t xml:space="preserve">Sphere tree (round canopy)</w:t>
-            </w:r>
-          </w:p>
-        </w:tc>
-        <w:tc>
-          <w:tcPr>
-            <w:tcW w:type="dxa" w:w="2500"/>
+              <w:t xml:space="preserve">left: 50%; transform: translateX(-50%)</w:t>
+            </w:r>
+          </w:p>
+        </w:tc>
+        <w:tc>
+          <w:tcPr>
+            <w:tcW w:type="dxa" w:w="3960"/>
             <w:tcBorders>
               <w:top w:val="single" w:color="CCCCCC" w:sz="1"/>
               <w:left w:val="single" w:color="CCCCCC" w:sz="1"/>
@@ -388,19 +357,55 @@
                 <w:sz w:val="22"/>
                 <w:szCs w:val="22"/>
               </w:rPr>
-              <w:t xml:space="preserve">Ellipse</w:t>
-            </w:r>
-          </w:p>
-        </w:tc>
-        <w:tc>
-          <w:tcPr>
-            <w:tcW w:type="dxa" w:w="3860"/>
-            <w:tcBorders>
-              <w:top w:val="single" w:color="CCCCCC" w:sz="1"/>
-              <w:left w:val="single" w:color="CCCCCC" w:sz="1"/>
-              <w:bottom w:val="single" w:color="CCCCCC" w:sz="1"/>
-              <w:right w:val="single" w:color="CCCCCC" w:sz="1"/>
-            </w:tcBorders>
+              <w:t xml:space="preserve">left: 14px  (no transform)</w:t>
+            </w:r>
+          </w:p>
+        </w:tc>
+      </w:tr>
+      <w:tr>
+        <w:tc>
+          <w:tcPr>
+            <w:tcW w:type="dxa" w:w="2400"/>
+            <w:tcBorders>
+              <w:top w:val="single" w:color="CCCCCC" w:sz="1"/>
+              <w:left w:val="single" w:color="CCCCCC" w:sz="1"/>
+              <w:bottom w:val="single" w:color="CCCCCC" w:sz="1"/>
+              <w:right w:val="single" w:color="CCCCCC" w:sz="1"/>
+            </w:tcBorders>
+            <w:shd w:fill="F5F5F5" w:val="clear"/>
+            <w:tcMar>
+              <w:top w:type="dxa" w:w="80"/>
+              <w:left w:type="dxa" w:w="120"/>
+              <w:bottom w:type="dxa" w:w="80"/>
+              <w:right w:type="dxa" w:w="120"/>
+            </w:tcMar>
+          </w:tcPr>
+          <w:p>
+            <w:pPr>
+              <w:jc w:val="left"/>
+            </w:pPr>
+            <w:r>
+              <w:rPr>
+                <w:rFonts w:ascii="Arial" w:cs="Arial" w:eastAsia="Arial" w:hAnsi="Arial"/>
+                <w:b/>
+                <w:bCs/>
+                <w:sz w:val="22"/>
+                <w:szCs w:val="22"/>
+              </w:rPr>
+              <w:t xml:space="preserve">#shapeLabel</w:t>
+            </w:r>
+          </w:p>
+        </w:tc>
+        <w:tc>
+          <w:tcPr>
+            <w:tcW w:type="dxa" w:w="3000"/>
+            <w:tcBorders>
+              <w:top w:val="single" w:color="CCCCCC" w:sz="1"/>
+              <w:left w:val="single" w:color="CCCCCC" w:sz="1"/>
+              <w:bottom w:val="single" w:color="CCCCCC" w:sz="1"/>
+              <w:right w:val="single" w:color="CCCCCC" w:sz="1"/>
+            </w:tcBorders>
+            <w:shd w:fill="F5F5F5" w:val="clear"/>
             <w:tcMar>
               <w:top w:type="dxa" w:w="80"/>
               <w:left w:type="dxa" w:w="120"/>
@@ -420,7 +425,40 @@
                 <w:sz w:val="22"/>
                 <w:szCs w:val="22"/>
               </w:rPr>
-              <w:t xml:space="preserve">A sphere projects an elliptical silhouette onto a flat surface</w:t>
+              <w:t xml:space="preserve">left: 50%; transform: translateX(-50%); white-space: nowrap</w:t>
+            </w:r>
+          </w:p>
+        </w:tc>
+        <w:tc>
+          <w:tcPr>
+            <w:tcW w:type="dxa" w:w="3960"/>
+            <w:tcBorders>
+              <w:top w:val="single" w:color="CCCCCC" w:sz="1"/>
+              <w:left w:val="single" w:color="CCCCCC" w:sz="1"/>
+              <w:bottom w:val="single" w:color="CCCCCC" w:sz="1"/>
+              <w:right w:val="single" w:color="CCCCCC" w:sz="1"/>
+            </w:tcBorders>
+            <w:shd w:fill="F5F5F5" w:val="clear"/>
+            <w:tcMar>
+              <w:top w:type="dxa" w:w="80"/>
+              <w:left w:type="dxa" w:w="120"/>
+              <w:bottom w:type="dxa" w:w="80"/>
+              <w:right w:type="dxa" w:w="120"/>
+            </w:tcMar>
+          </w:tcPr>
+          <w:p>
+            <w:pPr>
+              <w:jc w:val="left"/>
+            </w:pPr>
+            <w:r>
+              <w:rPr>
+                <w:rFonts w:ascii="Arial" w:cs="Arial" w:eastAsia="Arial" w:hAnsi="Arial"/>
+                <w:b w:val="false"/>
+                <w:bCs w:val="false"/>
+                <w:sz w:val="22"/>
+                <w:szCs w:val="22"/>
+              </w:rPr>
+              <w:t xml:space="preserve">left: 14px; max-width: calc(100vw - 80px)</w:t>
             </w:r>
           </w:p>
         </w:tc>
@@ -428,6 +466,38 @@
       <w:tr>
         <w:tc>
           <w:tcPr>
+            <w:tcW w:type="dxa" w:w="2400"/>
+            <w:tcBorders>
+              <w:top w:val="single" w:color="CCCCCC" w:sz="1"/>
+              <w:left w:val="single" w:color="CCCCCC" w:sz="1"/>
+              <w:bottom w:val="single" w:color="CCCCCC" w:sz="1"/>
+              <w:right w:val="single" w:color="CCCCCC" w:sz="1"/>
+            </w:tcBorders>
+            <w:tcMar>
+              <w:top w:type="dxa" w:w="80"/>
+              <w:left w:type="dxa" w:w="120"/>
+              <w:bottom w:type="dxa" w:w="80"/>
+              <w:right w:type="dxa" w:w="120"/>
+            </w:tcMar>
+          </w:tcPr>
+          <w:p>
+            <w:pPr>
+              <w:jc w:val="left"/>
+            </w:pPr>
+            <w:r>
+              <w:rPr>
+                <w:rFonts w:ascii="Arial" w:cs="Arial" w:eastAsia="Arial" w:hAnsi="Arial"/>
+                <w:b/>
+                <w:bCs/>
+                <w:sz w:val="22"/>
+                <w:szCs w:val="22"/>
+              </w:rPr>
+              <w:t xml:space="preserve">#instructions</w:t>
+            </w:r>
+          </w:p>
+        </w:tc>
+        <w:tc>
+          <w:tcPr>
             <w:tcW w:type="dxa" w:w="3000"/>
             <w:tcBorders>
               <w:top w:val="single" w:color="CCCCCC" w:sz="1"/>
@@ -435,7 +505,6 @@
               <w:bottom w:val="single" w:color="CCCCCC" w:sz="1"/>
               <w:right w:val="single" w:color="CCCCCC" w:sz="1"/>
             </w:tcBorders>
-            <w:shd w:fill="F5F5F5" w:val="clear"/>
             <w:tcMar>
               <w:top w:type="dxa" w:w="80"/>
               <w:left w:type="dxa" w:w="120"/>
@@ -455,20 +524,19 @@
                 <w:sz w:val="22"/>
                 <w:szCs w:val="22"/>
               </w:rPr>
-              <w:t xml:space="preserve">Cone tree (pine canopy) — FIXED</w:t>
-            </w:r>
-          </w:p>
-        </w:tc>
-        <w:tc>
-          <w:tcPr>
-            <w:tcW w:type="dxa" w:w="2500"/>
-            <w:tcBorders>
-              <w:top w:val="single" w:color="CCCCCC" w:sz="1"/>
-              <w:left w:val="single" w:color="CCCCCC" w:sz="1"/>
-              <w:bottom w:val="single" w:color="CCCCCC" w:sz="1"/>
-              <w:right w:val="single" w:color="CCCCCC" w:sz="1"/>
-            </w:tcBorders>
-            <w:shd w:fill="F5F5F5" w:val="clear"/>
+              <w:t xml:space="preserve">top: 96px; left: 50%; transform: translateX(-50%); text-align: center</w:t>
+            </w:r>
+          </w:p>
+        </w:tc>
+        <w:tc>
+          <w:tcPr>
+            <w:tcW w:type="dxa" w:w="3960"/>
+            <w:tcBorders>
+              <w:top w:val="single" w:color="CCCCCC" w:sz="1"/>
+              <w:left w:val="single" w:color="CCCCCC" w:sz="1"/>
+              <w:bottom w:val="single" w:color="CCCCCC" w:sz="1"/>
+              <w:right w:val="single" w:color="CCCCCC" w:sz="1"/>
+            </w:tcBorders>
             <w:tcMar>
               <w:top w:type="dxa" w:w="80"/>
               <w:left w:type="dxa" w:w="120"/>
@@ -488,337 +556,7 @@
                 <w:sz w:val="22"/>
                 <w:szCs w:val="22"/>
               </w:rPr>
-              <w:t xml:space="preserve">Pointed triangle</w:t>
-            </w:r>
-          </w:p>
-        </w:tc>
-        <w:tc>
-          <w:tcPr>
-            <w:tcW w:type="dxa" w:w="3860"/>
-            <w:tcBorders>
-              <w:top w:val="single" w:color="CCCCCC" w:sz="1"/>
-              <w:left w:val="single" w:color="CCCCCC" w:sz="1"/>
-              <w:bottom w:val="single" w:color="CCCCCC" w:sz="1"/>
-              <w:right w:val="single" w:color="CCCCCC" w:sz="1"/>
-            </w:tcBorders>
-            <w:shd w:fill="F5F5F5" w:val="clear"/>
-            <w:tcMar>
-              <w:top w:type="dxa" w:w="80"/>
-              <w:left w:type="dxa" w:w="120"/>
-              <w:bottom w:type="dxa" w:w="80"/>
-              <w:right w:type="dxa" w:w="120"/>
-            </w:tcMar>
-          </w:tcPr>
-          <w:p>
-            <w:pPr>
-              <w:jc w:val="left"/>
-            </w:pPr>
-            <w:r>
-              <w:rPr>
-                <w:rFonts w:ascii="Arial" w:cs="Arial" w:eastAsia="Arial" w:hAnsi="Arial"/>
-                <w:b w:val="false"/>
-                <w:bCs w:val="false"/>
-                <w:sz w:val="22"/>
-                <w:szCs w:val="22"/>
-              </w:rPr>
-              <w:t xml:space="preserve">Cone apex = single shadow point; base edge = wide anchor</w:t>
-            </w:r>
-          </w:p>
-        </w:tc>
-      </w:tr>
-      <w:tr>
-        <w:tc>
-          <w:tcPr>
-            <w:tcW w:type="dxa" w:w="3000"/>
-            <w:tcBorders>
-              <w:top w:val="single" w:color="CCCCCC" w:sz="1"/>
-              <w:left w:val="single" w:color="CCCCCC" w:sz="1"/>
-              <w:bottom w:val="single" w:color="CCCCCC" w:sz="1"/>
-              <w:right w:val="single" w:color="CCCCCC" w:sz="1"/>
-            </w:tcBorders>
-            <w:tcMar>
-              <w:top w:type="dxa" w:w="80"/>
-              <w:left w:type="dxa" w:w="120"/>
-              <w:bottom w:type="dxa" w:w="80"/>
-              <w:right w:type="dxa" w:w="120"/>
-            </w:tcMar>
-          </w:tcPr>
-          <w:p>
-            <w:pPr>
-              <w:jc w:val="left"/>
-            </w:pPr>
-            <w:r>
-              <w:rPr>
-                <w:rFonts w:ascii="Arial" w:cs="Arial" w:eastAsia="Arial" w:hAnsi="Arial"/>
-                <w:b w:val="false"/>
-                <w:bCs w:val="false"/>
-                <w:sz w:val="22"/>
-                <w:szCs w:val="22"/>
-              </w:rPr>
-              <w:t xml:space="preserve">Pyramid — FIXED</w:t>
-            </w:r>
-          </w:p>
-        </w:tc>
-        <w:tc>
-          <w:tcPr>
-            <w:tcW w:type="dxa" w:w="2500"/>
-            <w:tcBorders>
-              <w:top w:val="single" w:color="CCCCCC" w:sz="1"/>
-              <w:left w:val="single" w:color="CCCCCC" w:sz="1"/>
-              <w:bottom w:val="single" w:color="CCCCCC" w:sz="1"/>
-              <w:right w:val="single" w:color="CCCCCC" w:sz="1"/>
-            </w:tcBorders>
-            <w:tcMar>
-              <w:top w:type="dxa" w:w="80"/>
-              <w:left w:type="dxa" w:w="120"/>
-              <w:bottom w:type="dxa" w:w="80"/>
-              <w:right w:type="dxa" w:w="120"/>
-            </w:tcMar>
-          </w:tcPr>
-          <w:p>
-            <w:pPr>
-              <w:jc w:val="left"/>
-            </w:pPr>
-            <w:r>
-              <w:rPr>
-                <w:rFonts w:ascii="Arial" w:cs="Arial" w:eastAsia="Arial" w:hAnsi="Arial"/>
-                <w:b w:val="false"/>
-                <w:bCs w:val="false"/>
-                <w:sz w:val="22"/>
-                <w:szCs w:val="22"/>
-              </w:rPr>
-              <w:t xml:space="preserve">Pointed triangle</w:t>
-            </w:r>
-          </w:p>
-        </w:tc>
-        <w:tc>
-          <w:tcPr>
-            <w:tcW w:type="dxa" w:w="3860"/>
-            <w:tcBorders>
-              <w:top w:val="single" w:color="CCCCCC" w:sz="1"/>
-              <w:left w:val="single" w:color="CCCCCC" w:sz="1"/>
-              <w:bottom w:val="single" w:color="CCCCCC" w:sz="1"/>
-              <w:right w:val="single" w:color="CCCCCC" w:sz="1"/>
-            </w:tcBorders>
-            <w:tcMar>
-              <w:top w:type="dxa" w:w="80"/>
-              <w:left w:type="dxa" w:w="120"/>
-              <w:bottom w:type="dxa" w:w="80"/>
-              <w:right w:type="dxa" w:w="120"/>
-            </w:tcMar>
-          </w:tcPr>
-          <w:p>
-            <w:pPr>
-              <w:jc w:val="left"/>
-            </w:pPr>
-            <w:r>
-              <w:rPr>
-                <w:rFonts w:ascii="Arial" w:cs="Arial" w:eastAsia="Arial" w:hAnsi="Arial"/>
-                <w:b w:val="false"/>
-                <w:bCs w:val="false"/>
-                <w:sz w:val="22"/>
-                <w:szCs w:val="22"/>
-              </w:rPr>
-              <w:t xml:space="preserve">Pyramid apex = single shadow point; base edge = wide anchor</w:t>
-            </w:r>
-          </w:p>
-        </w:tc>
-      </w:tr>
-      <w:tr>
-        <w:tc>
-          <w:tcPr>
-            <w:tcW w:type="dxa" w:w="3000"/>
-            <w:tcBorders>
-              <w:top w:val="single" w:color="CCCCCC" w:sz="1"/>
-              <w:left w:val="single" w:color="CCCCCC" w:sz="1"/>
-              <w:bottom w:val="single" w:color="CCCCCC" w:sz="1"/>
-              <w:right w:val="single" w:color="CCCCCC" w:sz="1"/>
-            </w:tcBorders>
-            <w:shd w:fill="F5F5F5" w:val="clear"/>
-            <w:tcMar>
-              <w:top w:type="dxa" w:w="80"/>
-              <w:left w:type="dxa" w:w="120"/>
-              <w:bottom w:type="dxa" w:w="80"/>
-              <w:right w:type="dxa" w:w="120"/>
-            </w:tcMar>
-          </w:tcPr>
-          <w:p>
-            <w:pPr>
-              <w:jc w:val="left"/>
-            </w:pPr>
-            <w:r>
-              <w:rPr>
-                <w:rFonts w:ascii="Arial" w:cs="Arial" w:eastAsia="Arial" w:hAnsi="Arial"/>
-                <w:b w:val="false"/>
-                <w:bCs w:val="false"/>
-                <w:sz w:val="22"/>
-                <w:szCs w:val="22"/>
-              </w:rPr>
-              <w:t xml:space="preserve">Rectangular prism (building, bench)</w:t>
-            </w:r>
-          </w:p>
-        </w:tc>
-        <w:tc>
-          <w:tcPr>
-            <w:tcW w:type="dxa" w:w="2500"/>
-            <w:tcBorders>
-              <w:top w:val="single" w:color="CCCCCC" w:sz="1"/>
-              <w:left w:val="single" w:color="CCCCCC" w:sz="1"/>
-              <w:bottom w:val="single" w:color="CCCCCC" w:sz="1"/>
-              <w:right w:val="single" w:color="CCCCCC" w:sz="1"/>
-            </w:tcBorders>
-            <w:shd w:fill="F5F5F5" w:val="clear"/>
-            <w:tcMar>
-              <w:top w:type="dxa" w:w="80"/>
-              <w:left w:type="dxa" w:w="120"/>
-              <w:bottom w:type="dxa" w:w="80"/>
-              <w:right w:type="dxa" w:w="120"/>
-            </w:tcMar>
-          </w:tcPr>
-          <w:p>
-            <w:pPr>
-              <w:jc w:val="left"/>
-            </w:pPr>
-            <w:r>
-              <w:rPr>
-                <w:rFonts w:ascii="Arial" w:cs="Arial" w:eastAsia="Arial" w:hAnsi="Arial"/>
-                <w:b w:val="false"/>
-                <w:bCs w:val="false"/>
-                <w:sz w:val="22"/>
-                <w:szCs w:val="22"/>
-              </w:rPr>
-              <w:t xml:space="preserve">Trapezoid</w:t>
-            </w:r>
-          </w:p>
-        </w:tc>
-        <w:tc>
-          <w:tcPr>
-            <w:tcW w:type="dxa" w:w="3860"/>
-            <w:tcBorders>
-              <w:top w:val="single" w:color="CCCCCC" w:sz="1"/>
-              <w:left w:val="single" w:color="CCCCCC" w:sz="1"/>
-              <w:bottom w:val="single" w:color="CCCCCC" w:sz="1"/>
-              <w:right w:val="single" w:color="CCCCCC" w:sz="1"/>
-            </w:tcBorders>
-            <w:shd w:fill="F5F5F5" w:val="clear"/>
-            <w:tcMar>
-              <w:top w:type="dxa" w:w="80"/>
-              <w:left w:type="dxa" w:w="120"/>
-              <w:bottom w:type="dxa" w:w="80"/>
-              <w:right w:type="dxa" w:w="120"/>
-            </w:tcMar>
-          </w:tcPr>
-          <w:p>
-            <w:pPr>
-              <w:jc w:val="left"/>
-            </w:pPr>
-            <w:r>
-              <w:rPr>
-                <w:rFonts w:ascii="Arial" w:cs="Arial" w:eastAsia="Arial" w:hAnsi="Arial"/>
-                <w:b w:val="false"/>
-                <w:bCs w:val="false"/>
-                <w:sz w:val="22"/>
-                <w:szCs w:val="22"/>
-              </w:rPr>
-              <w:t xml:space="preserve">Flat rectangular base casts a wide, parallel-sided shadow</w:t>
-            </w:r>
-          </w:p>
-        </w:tc>
-      </w:tr>
-      <w:tr>
-        <w:tc>
-          <w:tcPr>
-            <w:tcW w:type="dxa" w:w="3000"/>
-            <w:tcBorders>
-              <w:top w:val="single" w:color="CCCCCC" w:sz="1"/>
-              <w:left w:val="single" w:color="CCCCCC" w:sz="1"/>
-              <w:bottom w:val="single" w:color="CCCCCC" w:sz="1"/>
-              <w:right w:val="single" w:color="CCCCCC" w:sz="1"/>
-            </w:tcBorders>
-            <w:tcMar>
-              <w:top w:type="dxa" w:w="80"/>
-              <w:left w:type="dxa" w:w="120"/>
-              <w:bottom w:type="dxa" w:w="80"/>
-              <w:right w:type="dxa" w:w="120"/>
-            </w:tcMar>
-          </w:tcPr>
-          <w:p>
-            <w:pPr>
-              <w:jc w:val="left"/>
-            </w:pPr>
-            <w:r>
-              <w:rPr>
-                <w:rFonts w:ascii="Arial" w:cs="Arial" w:eastAsia="Arial" w:hAnsi="Arial"/>
-                <w:b w:val="false"/>
-                <w:bCs w:val="false"/>
-                <w:sz w:val="22"/>
-                <w:szCs w:val="22"/>
-              </w:rPr>
-              <w:t xml:space="preserve">Cylinder (lamppost trunk, person limbs)</w:t>
-            </w:r>
-          </w:p>
-        </w:tc>
-        <w:tc>
-          <w:tcPr>
-            <w:tcW w:type="dxa" w:w="2500"/>
-            <w:tcBorders>
-              <w:top w:val="single" w:color="CCCCCC" w:sz="1"/>
-              <w:left w:val="single" w:color="CCCCCC" w:sz="1"/>
-              <w:bottom w:val="single" w:color="CCCCCC" w:sz="1"/>
-              <w:right w:val="single" w:color="CCCCCC" w:sz="1"/>
-            </w:tcBorders>
-            <w:tcMar>
-              <w:top w:type="dxa" w:w="80"/>
-              <w:left w:type="dxa" w:w="120"/>
-              <w:bottom w:type="dxa" w:w="80"/>
-              <w:right w:type="dxa" w:w="120"/>
-            </w:tcMar>
-          </w:tcPr>
-          <w:p>
-            <w:pPr>
-              <w:jc w:val="left"/>
-            </w:pPr>
-            <w:r>
-              <w:rPr>
-                <w:rFonts w:ascii="Arial" w:cs="Arial" w:eastAsia="Arial" w:hAnsi="Arial"/>
-                <w:b w:val="false"/>
-                <w:bCs w:val="false"/>
-                <w:sz w:val="22"/>
-                <w:szCs w:val="22"/>
-              </w:rPr>
-              <w:t xml:space="preserve">Trapezoid (narrow)</w:t>
-            </w:r>
-          </w:p>
-        </w:tc>
-        <w:tc>
-          <w:tcPr>
-            <w:tcW w:type="dxa" w:w="3860"/>
-            <w:tcBorders>
-              <w:top w:val="single" w:color="CCCCCC" w:sz="1"/>
-              <w:left w:val="single" w:color="CCCCCC" w:sz="1"/>
-              <w:bottom w:val="single" w:color="CCCCCC" w:sz="1"/>
-              <w:right w:val="single" w:color="CCCCCC" w:sz="1"/>
-            </w:tcBorders>
-            <w:tcMar>
-              <w:top w:type="dxa" w:w="80"/>
-              <w:left w:type="dxa" w:w="120"/>
-              <w:bottom w:type="dxa" w:w="80"/>
-              <w:right w:type="dxa" w:w="120"/>
-            </w:tcMar>
-          </w:tcPr>
-          <w:p>
-            <w:pPr>
-              <w:jc w:val="left"/>
-            </w:pPr>
-            <w:r>
-              <w:rPr>
-                <w:rFonts w:ascii="Arial" w:cs="Arial" w:eastAsia="Arial" w:hAnsi="Arial"/>
-                <w:b w:val="false"/>
-                <w:bCs w:val="false"/>
-                <w:sz w:val="22"/>
-                <w:szCs w:val="22"/>
-              </w:rPr>
-              <w:t xml:space="preserve">Circular cross-section casts a narrow rectangular-ish shadow</w:t>
+              <w:t xml:space="preserve">top: 104px; left: 14px; max-width: calc(100vw - 80px)</w:t>
             </w:r>
           </w:p>
         </w:tc>
@@ -826,7 +564,7 @@
     </w:tbl>
     <w:p>
       <w:pPr>
-        <w:spacing w:before="300"/>
+        <w:spacing w:before="200"/>
       </w:pPr>
     </w:p>
     <w:p>
@@ -834,12 +572,12 @@
         <w:pStyle w:val="Heading1"/>
       </w:pPr>
       <w:r>
-        <w:t xml:space="preserve">v1.8 — Controls Panel, Machine Time, New Objects &amp; Add Object Feature</w:t>
-      </w:r>
-    </w:p>
-    <w:p>
-      <w:pPr>
-        <w:spacing w:after="160"/>
+        <w:t xml:space="preserve">v1.8.1 — Shadow Shape Bugfix: Cone &amp; Pyramid</w:t>
+      </w:r>
+    </w:p>
+    <w:p>
+      <w:pPr>
+        <w:spacing w:after="120"/>
       </w:pPr>
       <w:r>
         <w:rPr>
@@ -857,12 +595,36 @@
         <w:spacing w:after="200"/>
       </w:pPr>
       <w:r>
+        <w:t xml:space="preserve">Pine trees (cone canopy) and pyramids were casting elliptical shadows copied from the sphere tree. Fixed by branching the canopy shadow in draw3DTree() by type and replacing drawGroundShadow() in drawPyramid() with a custom triangular shadow. Both cone and pyramid now cast pointed triangular shadows, correctly reflecting the single-point apex. Sphere trees retain the ellipse. Rectangular-base objects (buildings, bench, lamppost) retain the trapezoid.</w:t>
+      </w:r>
+    </w:p>
+    <w:p>
+      <w:pPr>
+        <w:pStyle w:val="Heading1"/>
+      </w:pPr>
+      <w:r>
+        <w:t xml:space="preserve">v1.8 — Controls Panel, Machine Time, New Objects &amp; Add Object Feature</w:t>
+      </w:r>
+    </w:p>
+    <w:p>
+      <w:pPr>
+        <w:spacing w:after="120"/>
+      </w:pPr>
+      <w:r>
         <w:rPr>
-          <w:b/>
-          <w:bCs/>
+          <w:i/>
+          <w:iCs/>
+          <w:color w:val="757575"/>
+          <w:sz w:val="20"/>
+          <w:szCs w:val="20"/>
         </w:rPr>
-        <w:t xml:space="preserve">Summary: </w:t>
-      </w:r>
+        <w:t xml:space="preserve">Release Date: April 14, 2026</w:t>
+      </w:r>
+    </w:p>
+    <w:p>
+      <w:pPr>
+        <w:spacing w:after="200"/>
+      </w:pPr>
       <w:r>
         <w:t xml:space="preserve">Machine-time sun default • Hamburger menu with collapsible control panel • Time slider (bidirectional sync) • Auto-play sunrise–sunset • 4 new objects: Person, Lamppost, Pyramid, Bench • Object visibility toggles • "Add 3D Figure" dynamic placement system (up to 12 user objects).</w:t>
       </w:r>
@@ -1020,7 +782,7 @@
                 <w:sz w:val="22"/>
                 <w:szCs w:val="22"/>
               </w:rPr>
-              <w:t xml:space="preserve">Noon Shadow Direction Fix — Replaced binary switch with Math.cos(angle) for fluid east–west shadow direction.</w:t>
+              <w:t xml:space="preserve">Noon Shadow Direction Fix — Math.cos(angle) for fluid east–west shadow direction.</w:t>
             </w:r>
           </w:p>
         </w:tc>
@@ -1154,7 +916,7 @@
                 <w:sz w:val="22"/>
                 <w:szCs w:val="22"/>
               </w:rPr>
-              <w:t xml:space="preserve">Fluid Shadow Length (Cotangent Physics) — Physically accurate cot() formula; visible change every hour.</w:t>
+              <w:t xml:space="preserve">Fluid Shadow Length — Physically accurate cotangent formula; visible change every hour.</w:t>
             </w:r>
           </w:p>
         </w:tc>
@@ -1288,7 +1050,7 @@
                 <w:sz w:val="22"/>
                 <w:szCs w:val="22"/>
               </w:rPr>
-              <w:t xml:space="preserve">Enhanced Shadows — 3-layer system: umbra, penumbra, gradient fade.</w:t>
+              <w:t xml:space="preserve">Enhanced Shadows — 3-layer: umbra, penumbra, gradient fade.</w:t>
             </w:r>
           </w:p>
         </w:tc>
@@ -1356,7 +1118,7 @@
                 <w:sz w:val="22"/>
                 <w:szCs w:val="22"/>
               </w:rPr>
-              <w:t xml:space="preserve">Ray-Traced Lighting — getLightInfo(), litColor(), specularHighlight(), warm/cool color temperature.</w:t>
+              <w:t xml:space="preserve">Ray-Traced Lighting — getLightInfo(), litColor(), specularHighlight(), warm/cool temperature.</w:t>
             </w:r>
           </w:p>
         </w:tc>
@@ -1422,7 +1184,7 @@
                 <w:sz w:val="22"/>
                 <w:szCs w:val="22"/>
               </w:rPr>
-              <w:t xml:space="preserve">3D Perspective — Vanishing-point grid, depth-based sizing via perspY() and perspScale().</w:t>
+              <w:t xml:space="preserve">3D Perspective — Vanishing-point grid, perspY(), perspScale().</w:t>
             </w:r>
           </w:p>
         </w:tc>
@@ -1490,7 +1252,7 @@
                 <w:sz w:val="22"/>
                 <w:szCs w:val="22"/>
               </w:rPr>
-              <w:t xml:space="preserve">Foundation — Draggable sun, flat ground, basic shadows, observation prompts, touch support.</w:t>
+              <w:t xml:space="preserve">Foundation — Draggable sun, basic shadows, observation prompts, touch support.</w:t>
             </w:r>
           </w:p>
         </w:tc>
@@ -1964,23 +1726,5 @@
       <w:szCs w:val="26"/>
     </w:rPr>
   </w:style>
-  <w:style w:type="paragraph" w:styleId="Heading3">
-    <w:name w:val="Heading 3"/>
-    <w:basedOn w:val="Normal"/>
-    <w:next w:val="Normal"/>
-    <w:qFormat/>
-    <w:pPr>
-      <w:spacing w:after="120" w:before="200"/>
-      <w:outlineLvl w:val="2"/>
-    </w:pPr>
-    <w:rPr>
-      <w:rFonts w:ascii="Arial" w:cs="Arial" w:eastAsia="Arial" w:hAnsi="Arial"/>
-      <w:b/>
-      <w:bCs/>
-      <w:color w:val="37474F"/>
-      <w:sz w:val="24"/>
-      <w:szCs w:val="24"/>
-    </w:rPr>
-  </w:style>
 </w:styles>
 </file>